--- a/documents/D11_Constitution_partie_civile.docx
+++ b/documents/D11_Constitution_partie_civile.docx
@@ -52,7 +52,7 @@
                 <w:sz w:val="24"/>
                 <w:szCs w:val="24"/>
               </w:rPr>
-              <w:t xml:space="preserve">ROYAUME DE BELGIQUE</w:t>
+              <w:t xml:space="preserve">BruxellesLife</w:t>
             </w:r>
           </w:p>
           <w:p>
@@ -2607,7 +2607,7 @@
         <w:sz w:val="14"/>
         <w:szCs w:val="14"/>
       </w:rPr>
-      <w:t xml:space="preserve">Modèle D11 – Constitution de partie civile · Royaume de Belgique – Ville de Bruxelles</w:t>
+      <w:t xml:space="preserve">Modèle D11 – Constitution de partie civile · BruxellesLife – Ville de Bruxelles</w:t>
     </w:r>
     <w:r>
       <w:rPr>
